--- a/content-src/docx/R LRB  2016 06 02 Prynne Collected.docx
+++ b/content-src/docx/R LRB  2016 06 02 Prynne Collected.docx
@@ -164,17 +164,22 @@
         </w:rPr>
       </w:pPr>
       <w:r>
-        <w:rPr>
-          <w:color w:val="222222"/>
-        </w:rPr>
-        <w:t xml:space="preserve">“I am rather frequently accused of having more or less altogether taken leave of discernible sense. In fact I believe this accusation to be more or less true, and not to me alarmingly so, because what for so long has seemed the arduous royal road into the domain of poetry (‘what </w:t>
-      </w:r>
-      <w:r>
-        <w:rPr>
-          <w:color w:val="222222"/>
-        </w:rPr>
-        <w:lastRenderedPageBreak/>
-        <w:t>does it mean?’) seems less and less an unavoidably necessary precondition for successful reading.”</w:t>
+        <w:t xml:space="preserve">&lt;quote&gt;</w:t>
+      </w:r>
+      <w:r>
+        <w:rPr>
+          <w:color w:val="222222"/>
+        </w:rPr>
+        <w:t xml:space="preserve">I am rather frequently accused of having more or less altogether taken leave of discernible sense. In fact I believe this accusation to be more or less true, and not to me alarmingly so, because what for so long has seemed the arduous royal road into the domain of poetry (‘what </w:t>
+      </w:r>
+      <w:r>
+        <w:rPr>
+          <w:color w:val="222222"/>
+        </w:rPr>
+        <w:t xml:space="preserve">does it mean?’) seems less and less an unavoidably necessary precondition for successful reading.</w:t>
+      </w:r>
+      <w:r>
+        <w:t xml:space="preserve">&lt;/quote&gt;</w:t>
       </w:r>
     </w:p>
     <w:p>
@@ -213,22 +218,16 @@
         </w:rPr>
       </w:pPr>
       <w:r>
-        <w:rPr>
-          <w:color w:val="222222"/>
-        </w:rPr>
-        <w:t>“</w:t>
-      </w:r>
-      <w:r>
-        <w:rPr>
-          <w:color w:val="222222"/>
-        </w:rPr>
-        <w:t>Acrylic Tips is, I think, a truly horrible book, violent, liverish, and unpleasant to read and to write about … garish, lurid, unsettling, and to me full of a vivid and threatening bodily trauma. Not only does it leave me indignant, dumbstruck and annoyed, it makes me feel unwell … For a sequence full of imperative, of the noises of assertion, command, demand, Acrylic Tips seems to turn back on itself and efface itself at every moment. It is obviously a difficult and nasty sequence, but it is much more than that a devastatingly negative one, speaking of and through disfigurement and contusion and laceration. The threats which issue from its heady pulp, which seems to traumatise itself further and with more vigour the more you read it, are that any new beginning is doomed to fail, and that its haemorrhage and infarction are not local and temporary, but are universal, permanent, contagious and indiscriminate.</w:t>
-      </w:r>
-      <w:r>
-        <w:rPr>
-          <w:color w:val="222222"/>
-        </w:rPr>
-        <w:t>”</w:t>
+        <w:t xml:space="preserve">&lt;quote&gt;</w:t>
+      </w:r>
+      <w:r>
+        <w:rPr>
+          <w:color w:val="222222"/>
+        </w:rPr>
+        <w:t xml:space="preserve">Acrylic Tips is, I think, a truly horrible book, violent, liverish, and unpleasant to read and to write about … garish, lurid, unsettling, and to me full of a vivid and threatening bodily trauma. Not only does it leave me indignant, dumbstruck and annoyed, it makes me feel unwell … For a sequence full of imperative, of the noises of assertion, command, demand, Acrylic Tips seems to turn back on itself and efface itself at every moment. It is obviously a difficult and nasty sequence, but it is much more than that a devastatingly negative one, speaking of and through disfigurement and contusion and laceration. The threats which issue from its heady pulp, which seems to traumatise itself further and with more vigour the more you read it, are that any new beginning is doomed to fail, and that its haemorrhage and infarction are not local and temporary, but are universal, permanent, contagious and indiscriminate.</w:t>
+      </w:r>
+      <w:r>
+        <w:t xml:space="preserve">&lt;/quote&gt;</w:t>
       </w:r>
     </w:p>
     <w:p>
@@ -253,80 +252,61 @@
         </w:rPr>
       </w:pPr>
       <w:r>
-        <w:rPr>
-          <w:color w:val="222222"/>
-        </w:rPr>
-        <w:t>“Dental roof in spasm word by word expulsed for lack</w:t>
-      </w:r>
-    </w:p>
-    <w:p>
-      <w:pPr>
-        <w:shd w:val="clear" w:color="auto" w:fill="FFFFFF"/>
-        <w:rPr>
-          <w:color w:val="222222"/>
-        </w:rPr>
-      </w:pPr>
-      <w:r>
-        <w:rPr>
-          <w:color w:val="222222"/>
-        </w:rPr>
-        <w:t>for roasted spit, latter spatchcock pronation; aver</w:t>
-      </w:r>
-    </w:p>
-    <w:p>
-      <w:pPr>
-        <w:shd w:val="clear" w:color="auto" w:fill="FFFFFF"/>
-        <w:rPr>
-          <w:color w:val="222222"/>
-        </w:rPr>
-      </w:pPr>
-      <w:r>
-        <w:rPr>
-          <w:color w:val="222222"/>
-        </w:rPr>
-        <w:t>grapple juices. Acrid flash over over, across even</w:t>
-      </w:r>
-    </w:p>
-    <w:p>
-      <w:pPr>
-        <w:shd w:val="clear" w:color="auto" w:fill="FFFFFF"/>
-        <w:rPr>
-          <w:color w:val="222222"/>
-        </w:rPr>
-      </w:pPr>
-      <w:r>
-        <w:rPr>
-          <w:color w:val="222222"/>
-        </w:rPr>
-        <w:t>next overtaken and stuck subdued, each one quick</w:t>
-      </w:r>
-    </w:p>
-    <w:p>
-      <w:pPr>
-        <w:shd w:val="clear" w:color="auto" w:fill="FFFFFF"/>
-        <w:rPr>
-          <w:color w:val="222222"/>
-        </w:rPr>
-      </w:pPr>
-      <w:r>
-        <w:rPr>
-          <w:color w:val="222222"/>
-        </w:rPr>
-        <w:t>Spinal attempt discarded. His arms roiled back into</w:t>
-      </w:r>
-    </w:p>
-    <w:p>
-      <w:pPr>
-        <w:shd w:val="clear" w:color="auto" w:fill="FFFFFF"/>
-        <w:rPr>
-          <w:color w:val="222222"/>
-        </w:rPr>
-      </w:pPr>
-      <w:r>
-        <w:rPr>
-          <w:color w:val="222222"/>
-        </w:rPr>
-        <w:t>sleeve fluid …”</w:t>
+        <w:t xml:space="preserve">&lt;quote&gt;</w:t>
+      </w:r>
+      <w:r>
+        <w:rPr>
+          <w:color w:val="222222"/>
+        </w:rPr>
+        <w:t xml:space="preserve">Dental roof in spasm word by word expulsed for lack</w:t>
+      </w:r>
+      <w:r>
+        <w:br/>
+      </w:r>
+      <w:r>
+        <w:rPr>
+          <w:color w:val="222222"/>
+        </w:rPr>
+        <w:t xml:space="preserve">for roasted spit, latter spatchcock pronation; aver</w:t>
+      </w:r>
+      <w:r>
+        <w:br/>
+      </w:r>
+      <w:r>
+        <w:rPr>
+          <w:color w:val="222222"/>
+        </w:rPr>
+        <w:t xml:space="preserve">grapple juices. Acrid flash over over, across even</w:t>
+      </w:r>
+      <w:r>
+        <w:br/>
+      </w:r>
+      <w:r>
+        <w:rPr>
+          <w:color w:val="222222"/>
+        </w:rPr>
+        <w:t xml:space="preserve">next overtaken and stuck subdued, each one quick</w:t>
+      </w:r>
+      <w:r>
+        <w:br/>
+      </w:r>
+      <w:r>
+        <w:rPr>
+          <w:color w:val="222222"/>
+        </w:rPr>
+        <w:t xml:space="preserve">Spinal attempt discarded. His arms roiled back into</w:t>
+      </w:r>
+      <w:r>
+        <w:br/>
+      </w:r>
+      <w:r>
+        <w:rPr>
+          <w:color w:val="222222"/>
+        </w:rPr>
+        <w:t xml:space="preserve">sleeve fluid …</w:t>
+      </w:r>
+      <w:r>
+        <w:t xml:space="preserve">&lt;/quote&gt;</w:t>
       </w:r>
     </w:p>
     <w:p>
@@ -414,109 +394,79 @@
         </w:rPr>
       </w:pPr>
       <w:r>
-        <w:rPr>
-          <w:color w:val="222222"/>
-        </w:rPr>
-        <w:lastRenderedPageBreak/>
-        <w:t>“On the track the news radiates like a planet auction,</w:t>
-      </w:r>
-    </w:p>
-    <w:p>
-      <w:pPr>
-        <w:shd w:val="clear" w:color="auto" w:fill="FFFFFF"/>
-        <w:rPr>
-          <w:color w:val="222222"/>
-        </w:rPr>
-      </w:pPr>
-      <w:r>
-        <w:rPr>
-          <w:color w:val="222222"/>
-        </w:rPr>
-        <w:t>for the best rates hard to chew. If it seems too good,</w:t>
-      </w:r>
-    </w:p>
-    <w:p>
-      <w:pPr>
-        <w:shd w:val="clear" w:color="auto" w:fill="FFFFFF"/>
-        <w:rPr>
-          <w:color w:val="222222"/>
-        </w:rPr>
-      </w:pPr>
-      <w:r>
-        <w:rPr>
-          <w:color w:val="222222"/>
-        </w:rPr>
-        <w:t>sucker, the pap is surely toxic, unless the glad</w:t>
-      </w:r>
-    </w:p>
-    <w:p>
-      <w:pPr>
-        <w:shd w:val="clear" w:color="auto" w:fill="FFFFFF"/>
-        <w:rPr>
-          <w:color w:val="222222"/>
-        </w:rPr>
-      </w:pPr>
-      <w:r>
-        <w:rPr>
-          <w:color w:val="222222"/>
-        </w:rPr>
-        <w:t>hand goes your way, soft as velvet. The strokes</w:t>
-      </w:r>
-    </w:p>
-    <w:p>
-      <w:pPr>
-        <w:shd w:val="clear" w:color="auto" w:fill="FFFFFF"/>
-        <w:rPr>
-          <w:color w:val="222222"/>
-        </w:rPr>
-      </w:pPr>
-      <w:r>
-        <w:rPr>
-          <w:color w:val="222222"/>
-        </w:rPr>
-        <w:t>of the palm not even touched, a waft of livid air</w:t>
-      </w:r>
-    </w:p>
-    <w:p>
-      <w:pPr>
-        <w:shd w:val="clear" w:color="auto" w:fill="FFFFFF"/>
-        <w:rPr>
-          <w:color w:val="222222"/>
-        </w:rPr>
-      </w:pPr>
-      <w:r>
-        <w:rPr>
-          <w:color w:val="222222"/>
-        </w:rPr>
-        <w:t>gives the take its donation; sexual preening overtly</w:t>
-      </w:r>
-    </w:p>
-    <w:p>
-      <w:pPr>
-        <w:shd w:val="clear" w:color="auto" w:fill="FFFFFF"/>
-        <w:rPr>
-          <w:color w:val="222222"/>
-        </w:rPr>
-      </w:pPr>
-      <w:r>
-        <w:rPr>
-          <w:color w:val="222222"/>
-        </w:rPr>
-        <w:t>lavish in symmetry; your flicker goes to mine and</w:t>
-      </w:r>
-    </w:p>
-    <w:p>
-      <w:pPr>
-        <w:shd w:val="clear" w:color="auto" w:fill="FFFFFF"/>
-        <w:rPr>
-          <w:color w:val="222222"/>
-        </w:rPr>
-      </w:pPr>
-      <w:r>
-        <w:rPr>
-          <w:color w:val="222222"/>
-        </w:rPr>
-        <w:t>locks into warranty, well why not …”</w:t>
+        <w:t xml:space="preserve">&lt;quote&gt;</w:t>
+      </w:r>
+      <w:r>
+        <w:rPr>
+          <w:color w:val="222222"/>
+        </w:rPr>
+        <w:t xml:space="preserve">On the track the news radiates like a planet auction,</w:t>
+      </w:r>
+      <w:r>
+        <w:br/>
+      </w:r>
+      <w:r>
+        <w:rPr>
+          <w:color w:val="222222"/>
+        </w:rPr>
+        <w:t xml:space="preserve">for the best rates hard to chew. If it seems too good,</w:t>
+      </w:r>
+      <w:r>
+        <w:br/>
+      </w:r>
+      <w:r>
+        <w:rPr>
+          <w:color w:val="222222"/>
+        </w:rPr>
+        <w:t xml:space="preserve">sucker, the pap is surely toxic, unless the glad</w:t>
+      </w:r>
+      <w:r>
+        <w:br/>
+      </w:r>
+      <w:r>
+        <w:rPr>
+          <w:color w:val="222222"/>
+        </w:rPr>
+        <w:t xml:space="preserve">hand goes your way, soft as velvet. The strokes</w:t>
+      </w:r>
+      <w:r>
+        <w:br/>
+      </w:r>
+      <w:r>
+        <w:rPr>
+          <w:color w:val="222222"/>
+        </w:rPr>
+        <w:t xml:space="preserve">of the palm not even touched, a waft of livid air</w:t>
+      </w:r>
+      <w:r>
+        <w:br/>
+      </w:r>
+      <w:r>
+        <w:rPr>
+          <w:color w:val="222222"/>
+        </w:rPr>
+        <w:t xml:space="preserve">gives the take its donation; sexual preening overtly</w:t>
+      </w:r>
+      <w:r>
+        <w:br/>
+      </w:r>
+      <w:r>
+        <w:rPr>
+          <w:color w:val="222222"/>
+        </w:rPr>
+        <w:t xml:space="preserve">lavish in symmetry; your flicker goes to mine and</w:t>
+      </w:r>
+      <w:r>
+        <w:br/>
+      </w:r>
+      <w:r>
+        <w:rPr>
+          <w:color w:val="222222"/>
+        </w:rPr>
+        <w:t xml:space="preserve">locks into warranty, well why not …</w:t>
+      </w:r>
+      <w:r>
+        <w:t xml:space="preserve">&lt;/quote&gt;</w:t>
       </w:r>
     </w:p>
     <w:p>
@@ -583,11 +533,16 @@
         </w:rPr>
       </w:pPr>
       <w:r>
-        <w:rPr>
-          <w:color w:val="222222"/>
-        </w:rPr>
-        <w:lastRenderedPageBreak/>
-        <w:t>The history of Europe in this century is full of those terrible events supposed to have traduced or contaminated language, along with those sorrowful bystanders, perched upon some peak of purity, who can bewail the loss of a model of rational, passionate and poetic discourse that would somehow resist the ruptures of historical process. But, how silly … .</w:t>
+        <w:t xml:space="preserve">&lt;quote&gt;</w:t>
+      </w:r>
+      <w:r>
+        <w:rPr>
+          <w:color w:val="222222"/>
+        </w:rPr>
+        <w:t xml:space="preserve">The history of Europe in this century is full of those terrible events supposed to have traduced or contaminated language, along with those sorrowful bystanders, perched upon some peak of purity, who can bewail the loss of a model of rational, passionate and poetic discourse that would somehow resist the ruptures of historical process. But, how silly … .</w:t>
+      </w:r>
+      <w:r>
+        <w:t xml:space="preserve">&lt;/quote&gt;</w:t>
       </w:r>
     </w:p>
     <w:p>
@@ -626,178 +581,124 @@
         </w:rPr>
       </w:pPr>
       <w:r>
-        <w:rPr>
-          <w:color w:val="222222"/>
-        </w:rPr>
-        <w:t>From a front seat it is bearable to suck a knife</w:t>
-      </w:r>
-    </w:p>
-    <w:p>
-      <w:pPr>
-        <w:shd w:val="clear" w:color="auto" w:fill="FFFFFF"/>
-        <w:rPr>
-          <w:color w:val="222222"/>
-        </w:rPr>
-      </w:pPr>
-      <w:r>
-        <w:rPr>
-          <w:color w:val="222222"/>
-        </w:rPr>
-        <w:t>blade to scrim in broth. Perfect on truth for steel</w:t>
-      </w:r>
-    </w:p>
-    <w:p>
-      <w:pPr>
-        <w:shd w:val="clear" w:color="auto" w:fill="FFFFFF"/>
-        <w:rPr>
-          <w:color w:val="222222"/>
-        </w:rPr>
-      </w:pPr>
-      <w:r>
-        <w:rPr>
-          <w:color w:val="222222"/>
-        </w:rPr>
-        <w:t>vernier axil you could easily cut this. It would be</w:t>
-      </w:r>
-    </w:p>
-    <w:p>
-      <w:pPr>
-        <w:shd w:val="clear" w:color="auto" w:fill="FFFFFF"/>
-        <w:rPr>
-          <w:color w:val="222222"/>
-        </w:rPr>
-      </w:pPr>
-      <w:r>
-        <w:rPr>
-          <w:color w:val="222222"/>
-        </w:rPr>
-        <w:t>ancestral brood-genitive in knowledge laid out be-</w:t>
-      </w:r>
-    </w:p>
-    <w:p>
-      <w:pPr>
-        <w:shd w:val="clear" w:color="auto" w:fill="FFFFFF"/>
-        <w:rPr>
-          <w:color w:val="222222"/>
-        </w:rPr>
-      </w:pPr>
-      <w:r>
-        <w:rPr>
-          <w:color w:val="222222"/>
-        </w:rPr>
-        <w:t>low your look to be alike, all the same blind enter</w:t>
-      </w:r>
-    </w:p>
-    <w:p>
-      <w:pPr>
-        <w:shd w:val="clear" w:color="auto" w:fill="FFFFFF"/>
-        <w:rPr>
-          <w:color w:val="222222"/>
-        </w:rPr>
-      </w:pPr>
-      <w:r>
-        <w:rPr>
-          <w:color w:val="222222"/>
-        </w:rPr>
-        <w:t>concisely a claim card membership. For blood, brown</w:t>
-      </w:r>
-    </w:p>
-    <w:p>
-      <w:pPr>
-        <w:shd w:val="clear" w:color="auto" w:fill="FFFFFF"/>
-        <w:rPr>
-          <w:color w:val="222222"/>
-        </w:rPr>
-      </w:pPr>
-      <w:r>
-        <w:rPr>
-          <w:color w:val="222222"/>
-        </w:rPr>
-        <w:t>in mouth fitment, taste of metal run along clamant.</w:t>
-      </w:r>
-    </w:p>
-    <w:p>
-      <w:pPr>
-        <w:shd w:val="clear" w:color="auto" w:fill="FFFFFF"/>
-        <w:rPr>
-          <w:color w:val="222222"/>
-        </w:rPr>
-      </w:pPr>
-      <w:r>
-        <w:rPr>
-          <w:color w:val="222222"/>
-        </w:rPr>
-        <w:t>Fortunate aside leading tone will open our lips to</w:t>
-      </w:r>
-    </w:p>
-    <w:p>
-      <w:pPr>
-        <w:shd w:val="clear" w:color="auto" w:fill="FFFFFF"/>
-        <w:rPr>
-          <w:color w:val="222222"/>
-        </w:rPr>
-      </w:pPr>
-      <w:r>
-        <w:rPr>
-          <w:color w:val="222222"/>
-        </w:rPr>
-        <w:t>pout worn in tangible overglide. Hammer each one,</w:t>
-      </w:r>
-    </w:p>
-    <w:p>
-      <w:pPr>
-        <w:shd w:val="clear" w:color="auto" w:fill="FFFFFF"/>
-        <w:rPr>
-          <w:color w:val="222222"/>
-        </w:rPr>
-      </w:pPr>
-      <w:r>
-        <w:rPr>
-          <w:color w:val="222222"/>
-        </w:rPr>
-        <w:t>break note climb neck and neck. Knife lustre facing</w:t>
-      </w:r>
-    </w:p>
-    <w:p>
-      <w:pPr>
-        <w:shd w:val="clear" w:color="auto" w:fill="FFFFFF"/>
-        <w:rPr>
-          <w:color w:val="222222"/>
-        </w:rPr>
-      </w:pPr>
-      <w:r>
-        <w:rPr>
-          <w:color w:val="222222"/>
-        </w:rPr>
-        <w:t>the music get the whole thing in your pocket, keep it</w:t>
-      </w:r>
-    </w:p>
-    <w:p>
-      <w:pPr>
-        <w:shd w:val="clear" w:color="auto" w:fill="FFFFFF"/>
-        <w:rPr>
-          <w:color w:val="222222"/>
-        </w:rPr>
-      </w:pPr>
-      <w:r>
-        <w:rPr>
-          <w:color w:val="222222"/>
-        </w:rPr>
-        <w:t>open. Diminish the haft affix loosely proponent span</w:t>
-      </w:r>
-    </w:p>
-    <w:p>
-      <w:pPr>
-        <w:shd w:val="clear" w:color="auto" w:fill="FFFFFF"/>
-        <w:rPr>
-          <w:color w:val="222222"/>
-        </w:rPr>
-      </w:pPr>
-      <w:r>
-        <w:rPr>
-          <w:color w:val="222222"/>
-        </w:rPr>
-        <w:t>blood group indexical self-cut. Try doing it now.</w:t>
+        <w:t xml:space="preserve">&lt;quote&gt;</w:t>
+      </w:r>
+      <w:r>
+        <w:rPr>
+          <w:color w:val="222222"/>
+        </w:rPr>
+        <w:t xml:space="preserve">From a front seat it is bearable to suck a knife</w:t>
+      </w:r>
+      <w:r>
+        <w:br/>
+      </w:r>
+      <w:r>
+        <w:rPr>
+          <w:color w:val="222222"/>
+        </w:rPr>
+        <w:t xml:space="preserve">blade to scrim in broth. Perfect on truth for steel</w:t>
+      </w:r>
+      <w:r>
+        <w:br/>
+      </w:r>
+      <w:r>
+        <w:rPr>
+          <w:color w:val="222222"/>
+        </w:rPr>
+        <w:t xml:space="preserve">vernier axil you could easily cut this. It would be</w:t>
+      </w:r>
+      <w:r>
+        <w:br/>
+      </w:r>
+      <w:r>
+        <w:rPr>
+          <w:color w:val="222222"/>
+        </w:rPr>
+        <w:t xml:space="preserve">ancestral brood-genitive in knowledge laid out be-</w:t>
+      </w:r>
+      <w:r>
+        <w:br/>
+      </w:r>
+      <w:r>
+        <w:rPr>
+          <w:color w:val="222222"/>
+        </w:rPr>
+        <w:t xml:space="preserve">low your look to be alike, all the same blind enter</w:t>
+      </w:r>
+      <w:r>
+        <w:br/>
+      </w:r>
+      <w:r>
+        <w:rPr>
+          <w:color w:val="222222"/>
+        </w:rPr>
+        <w:t xml:space="preserve">concisely a claim card membership. For blood, brown</w:t>
+      </w:r>
+      <w:r>
+        <w:br/>
+      </w:r>
+      <w:r>
+        <w:rPr>
+          <w:color w:val="222222"/>
+        </w:rPr>
+        <w:t xml:space="preserve">in mouth fitment, taste of metal run along clamant.</w:t>
+      </w:r>
+      <w:r>
+        <w:br/>
+      </w:r>
+      <w:r>
+        <w:rPr>
+          <w:color w:val="222222"/>
+        </w:rPr>
+        <w:t xml:space="preserve">Fortunate aside leading tone will open our lips to</w:t>
+      </w:r>
+      <w:r>
+        <w:br/>
+      </w:r>
+      <w:r>
+        <w:rPr>
+          <w:color w:val="222222"/>
+        </w:rPr>
+        <w:t xml:space="preserve">pout worn in tangible overglide. Hammer each one,</w:t>
+      </w:r>
+      <w:r>
+        <w:br/>
+      </w:r>
+      <w:r>
+        <w:rPr>
+          <w:color w:val="222222"/>
+        </w:rPr>
+        <w:t xml:space="preserve">break note climb neck and neck. Knife lustre facing</w:t>
+      </w:r>
+      <w:r>
+        <w:br/>
+      </w:r>
+      <w:r>
+        <w:rPr>
+          <w:color w:val="222222"/>
+        </w:rPr>
+        <w:t xml:space="preserve">the music get the whole thing in your pocket, keep it</w:t>
+      </w:r>
+      <w:r>
+        <w:br/>
+      </w:r>
+      <w:r>
+        <w:rPr>
+          <w:color w:val="222222"/>
+        </w:rPr>
+        <w:t xml:space="preserve">open. Diminish the haft affix loosely proponent span</w:t>
+      </w:r>
+      <w:r>
+        <w:br/>
+      </w:r>
+      <w:r>
+        <w:rPr>
+          <w:color w:val="222222"/>
+        </w:rPr>
+        <w:t xml:space="preserve">blood group indexical self-cut. Try doing it now.</w:t>
+      </w:r>
+      <w:r>
+        <w:t xml:space="preserve">&lt;/quote&gt;</w:t>
       </w:r>
     </w:p>
     <w:p>
@@ -865,10 +766,16 @@
         </w:rPr>
       </w:pPr>
       <w:r>
-        <w:rPr>
-          <w:color w:val="222222"/>
-        </w:rPr>
-        <w:t>I reached the conviction that life consists in several irreducible forms or modes of experience. One could distinguish the philosophical or metaphysical form, the scientific form, the historical form, the aesthetic form and the religious form, each being reducible to any of the others, but all being interpretable by each other though sometimes in flatly contradictory ways. This conclusion was supported by many thinkers.</w:t>
+        <w:t xml:space="preserve">&lt;quote&gt;</w:t>
+      </w:r>
+      <w:r>
+        <w:rPr>
+          <w:color w:val="222222"/>
+        </w:rPr>
+        <w:t xml:space="preserve">I reached the conviction that life consists in several irreducible forms or modes of experience. One could distinguish the philosophical or metaphysical form, the scientific form, the historical form, the aesthetic form and the religious form, each being reducible to any of the others, but all being interpretable by each other though sometimes in flatly contradictory ways. This conclusion was supported by many thinkers.</w:t>
+      </w:r>
+      <w:r>
+        <w:t xml:space="preserve">&lt;/quote&gt;</w:t>
       </w:r>
     </w:p>
     <w:p>

--- a/content-src/docx/R LRB  2016 06 02 Prynne Collected.docx
+++ b/content-src/docx/R LRB  2016 06 02 Prynne Collected.docx
@@ -82,6 +82,11 @@
           <w:color w:val="121212"/>
         </w:rPr>
         <w:t>&lt;/details&gt;</w:t>
+      </w:r>
+    </w:p>
+    <w:p>
+      <w:r>
+        <w:t xml:space="preserve">&lt;category&gt;poetry&lt;/category&gt;</w:t>
       </w:r>
     </w:p>
     <w:p>
